--- a/data/revised_2026-10_full/outputs/v2/Chemistry/SS1.2_The_Atom/Chemistry_The_Atom_FinalExplanation.docx
+++ b/data/revised_2026-10_full/outputs/v2/Chemistry/SS1.2_The_Atom/Chemistry_The_Atom_FinalExplanation.docx
@@ -2091,7 +2091,7 @@
         </w:rPr>
         <w:t xml:space="preserve">© 2026 SeaVuria and ARES. This work is licensed under a </w:t>
       </w:r>
-      <w:hyperlink w:history="1" r:id="rIde6qy9ffy6pe7_ywm6y1pl">
+      <w:hyperlink w:history="1" r:id="rIdkpt1wy11pw2gpmylqf_xm">
         <w:r>
           <w:rPr>
             <w:rFonts w:ascii="Arial" w:cs="Arial" w:eastAsia="Arial" w:hAnsi="Arial"/>
@@ -2111,7 +2111,7 @@
         </w:rPr>
         <w:t xml:space="preserve"> (</w:t>
       </w:r>
-      <w:hyperlink w:history="1" r:id="rIddsudymmfgjujme98pkrnj">
+      <w:hyperlink w:history="1" r:id="rIdydy_avxsyncno7uhjrb8a">
         <w:r>
           <w:rPr>
             <w:rFonts w:ascii="Arial" w:cs="Arial" w:eastAsia="Arial" w:hAnsi="Arial"/>
@@ -2131,7 +2131,7 @@
         </w:rPr>
         <w:t xml:space="preserve">). To view a copy of this license, visit </w:t>
       </w:r>
-      <w:hyperlink w:history="1" r:id="rIdquv5edklt2kp41j8rdlxb">
+      <w:hyperlink w:history="1" r:id="rIdrxcvovloyaa5cm4qtaxqt">
         <w:r>
           <w:rPr>
             <w:rFonts w:ascii="Arial" w:cs="Arial" w:eastAsia="Arial" w:hAnsi="Arial"/>
